--- a/portfolio-1/Portfolio_Assessment_1__Pham_Quang_Minh.docx
+++ b/portfolio-1/Portfolio_Assessment_1__Pham_Quang_Minh.docx
@@ -145,15 +145,7 @@
           <w:b/>
           <w:sz w:val="20"/>
         </w:rPr>
-        <w:t>Pham Quang Minh</w:t>
-      </w:r>
-      <w:r>
-        <w:rPr>
-          <w:rFonts w:ascii="Arial" w:eastAsia="Arial" w:hAnsi="Arial" w:cs="Arial"/>
-          <w:b/>
-          <w:sz w:val="20"/>
-        </w:rPr>
-        <w:t xml:space="preserve"> | Student ID: 104999568</w:t>
+        <w:t>Pham Quang Minh | Student ID: 104999568</w:t>
       </w:r>
     </w:p>
     <w:p>
@@ -330,6 +322,40 @@
         </w:rPr>
         <w:t>; no network connection is needed to execute the notebook.</w:t>
       </w:r>
+    </w:p>
+    <w:p>
+      <w:pPr>
+        <w:spacing w:after="279" w:line="294" w:lineRule="auto"/>
+        <w:ind w:left="-5" w:right="9" w:hanging="10"/>
+        <w:rPr>
+          <w:rFonts w:ascii="Arial" w:eastAsia="Arial" w:hAnsi="Arial" w:cs="Arial"/>
+          <w:sz w:val="20"/>
+        </w:rPr>
+      </w:pPr>
+      <w:r>
+        <w:rPr>
+          <w:rFonts w:ascii="Arial" w:eastAsia="Arial" w:hAnsi="Arial" w:cs="Arial"/>
+          <w:sz w:val="20"/>
+        </w:rPr>
+        <w:t xml:space="preserve">GitHub Repository Link: </w:t>
+      </w:r>
+      <w:r>
+        <w:rPr>
+          <w:rFonts w:ascii="Arial" w:eastAsia="Arial" w:hAnsi="Arial" w:cs="Arial"/>
+          <w:sz w:val="20"/>
+        </w:rPr>
+        <w:t>https://github.com/theh9j/COS40007/tree/main/portfolio-1</w:t>
+      </w:r>
+    </w:p>
+    <w:p>
+      <w:pPr>
+        <w:spacing w:after="279" w:line="294" w:lineRule="auto"/>
+        <w:ind w:left="-5" w:right="9" w:hanging="10"/>
+        <w:rPr>
+          <w:rFonts w:ascii="Arial" w:eastAsia="Arial" w:hAnsi="Arial" w:cs="Arial"/>
+          <w:sz w:val="20"/>
+        </w:rPr>
+      </w:pPr>
     </w:p>
     <w:p>
       <w:pPr>
@@ -588,15 +614,8 @@
           <w:rFonts w:ascii="Arial" w:eastAsia="Arial" w:hAnsi="Arial" w:cs="Arial"/>
           <w:sz w:val="20"/>
         </w:rPr>
-        <w:t xml:space="preserve">Remove or group exact duplicates before splitting. Reserve a test set before any modelling decisions, and keep related recipes together when evaluating generalisation to new mixtures. Fit scalers, transformations, any imputer and data-derived class boundaries only within training folds. Standardisation is useful for linear, distance and margin-based methods; trees generally do not require it. Optional-ingredient zeros are valid. Do not include continuous strength or its class label in the predictor matrix. Report regression MAE/RMSE in </w:t>
-      </w:r>
-      <w:r>
-        <w:rPr>
-          <w:rFonts w:ascii="Arial" w:eastAsia="Arial" w:hAnsi="Arial" w:cs="Arial"/>
-          <w:sz w:val="20"/>
-        </w:rPr>
         <w:lastRenderedPageBreak/>
-        <w:t>MPa; for classification report macro F1, a confusion matrix and errors across ordered classes, alongside class balance.</w:t>
+        <w:t>Remove or group exact duplicates before splitting. Reserve a test set before any modelling decisions, and keep related recipes together when evaluating generalisation to new mixtures. Fit scalers, transformations, any imputer and data-derived class boundaries only within training folds. Standardisation is useful for linear, distance and margin-based methods; trees generally do not require it. Optional-ingredient zeros are valid. Do not include continuous strength or its class label in the predictor matrix. Report regression MAE/RMSE in MPa; for classification report macro F1, a confusion matrix and errors across ordered classes, alongside class balance.</w:t>
       </w:r>
     </w:p>
     <w:p>
@@ -793,6 +812,7 @@
           <w:rFonts w:ascii="Arial" w:eastAsia="Arial" w:hAnsi="Arial" w:cs="Arial"/>
           <w:sz w:val="20"/>
         </w:rPr>
+        <w:lastRenderedPageBreak/>
         <w:t>Source: Yeh, I. (1998). Concrete Compressive Strength [Dataset]. UCI Machine Learning Repository.</w:t>
       </w:r>
     </w:p>
@@ -820,7 +840,6 @@
           <w:b w:val="0"/>
           <w:sz w:val="18"/>
         </w:rPr>
-        <w:lastRenderedPageBreak/>
         <w:t>Code cell [1]</w:t>
       </w:r>
     </w:p>
@@ -1191,15 +1210,8 @@
           <w:rFonts w:ascii="Courier New" w:eastAsia="Courier New" w:hAnsi="Courier New" w:cs="Courier New"/>
           <w:sz w:val="14"/>
         </w:rPr>
-        <w:t xml:space="preserve">                    dtype cement            float64 slag              float64 fly_ash           float64 water             float64 </w:t>
-      </w:r>
-      <w:r>
-        <w:rPr>
-          <w:rFonts w:ascii="Courier New" w:eastAsia="Courier New" w:hAnsi="Courier New" w:cs="Courier New"/>
-          <w:sz w:val="14"/>
-        </w:rPr>
         <w:lastRenderedPageBreak/>
-        <w:t>superplasticizer  float64 coarse_aggregate  float64 fine_aggregate    float64 age                 int64 strength          float64 Descriptive statistics:</w:t>
+        <w:t xml:space="preserve">                    dtype cement            float64 slag              float64 fly_ash           float64 water             float64 superplasticizer  float64 coarse_aggregate  float64 fine_aggregate    float64 age                 int64 strength          float64 Descriptive statistics:</w:t>
       </w:r>
     </w:p>
     <w:p>
@@ -3022,15 +3034,7 @@
         <w:color w:val="EE0000"/>
         <w:sz w:val="16"/>
       </w:rPr>
-      <w:t>Pham Quang Minh</w:t>
-    </w:r>
-    <w:r>
-      <w:rPr>
-        <w:rFonts w:ascii="Arial" w:eastAsia="Arial" w:hAnsi="Arial" w:cs="Arial"/>
-        <w:color w:val="EE0000"/>
-        <w:sz w:val="16"/>
-      </w:rPr>
-      <w:t xml:space="preserve"> | 104999568 | COS40007 Portfolio 1</w:t>
+      <w:t>Pham Quang Minh | 104999568 | COS40007 Portfolio 1</w:t>
     </w:r>
     <w:r>
       <w:rPr>
